--- a/resources/systems/recess.docx
+++ b/resources/systems/recess.docx
@@ -507,7 +507,9 @@
             <w:shd w:val="clear" w:fill="FFFFFF"/>
           </w:tcPr>
           <w:p>
-            <w:r/>
+            <w:r>
+              <w:t>Tell students: "At the end of recess, you'll hear the recall signal. When you hear it, you have 30 seconds to walk - not run - to the lineup spot."  Practice it:  1. Students fan out (simulated recess). 2. Adult gives the recall signal. 3. Students walk to lineup. Count 30 seconds out loud. 4. End on a clean lineup at level 0.  Run this twice. End on the cleanest rep.</w:t>
+            </w:r>
             <w:r>
               <w:rPr>
                 <w:rFonts w:ascii="Calibri" w:hAnsi="Calibri"/>
@@ -516,7 +518,6 @@
                 <w:color w:val="4A4A4A"/>
                 <w:sz w:val="19"/>
               </w:rPr>
-              <w:t>Tell students: "At the end of recess, you'll hear the recall signal. It's [whistle / bell / call]. When you hear it, you have 30 seconds to walk - not run - to the lineup spot."  Practice it:  1. Students fan out (simulated recess). 2. Adult gives the recall signal. 3. Students walk to lineup. Count 30 seconds out loud. 4. End on a clean lineup at level 0.  Run this twice. End on the cleanest rep.</w:t>
             </w:r>
           </w:p>
         </w:tc>
@@ -688,7 +689,7 @@
           <w:color w:val="E21C24"/>
           <w:sz w:val="26"/>
         </w:rPr>
-        <w:t>TEACHER LANGUAGE TO PRESERVE</w:t>
+        <w:t>TEACHER LANGUAGE</w:t>
       </w:r>
     </w:p>
     <w:p>
@@ -749,21 +750,6 @@
           <w:sz w:val="22"/>
         </w:rPr>
         <w:t>"Reset. Walk it again."</w:t>
-      </w:r>
-    </w:p>
-    <w:p>
-      <w:pPr>
-        <w:pStyle w:val="ListBullet"/>
-      </w:pPr>
-      <w:r>
-        <w:rPr>
-          <w:rFonts w:ascii="Calibri" w:hAnsi="Calibri"/>
-          <w:b w:val="0"/>
-          <w:i w:val="0"/>
-          <w:color w:val="4A4A4A"/>
-          <w:sz w:val="22"/>
-        </w:rPr>
-        <w:t>Preserve any exact quoted lines from the source section above.</w:t>
       </w:r>
     </w:p>
     <w:p>
